--- a/data/revised_2026-10_full/tracked/v2/Chemistry/SS1.4_Chemical_Bonding/Chemistry_Chemical_Bonding_FinalExplanation_TeacherKey_TRACKED.docx
+++ b/data/revised_2026-10_full/tracked/v2/Chemistry/SS1.4_Chemical_Bonding/Chemistry_Chemical_Bonding_FinalExplanation_TeacherKey_TRACKED.docx
@@ -329,7 +329,7 @@
               </w:rPr>
               <w:t xml:space="preserve">Carbon has 6 electrons in total</w:t>
             </w:r>
-            <w:del w:id="9001" w:author="Claude (AI) - proposed" w:date="2026-10-15T03:01:07Z">
+            <w:del w:id="9001" w:author="Claude (AI) - proposed" w:date="2026-10-18T00:26:47Z">
               <w:r>
                 <w:rPr>
                   <w:rFonts w:ascii="Arial" w:cs="Arial" w:eastAsia="Arial" w:hAnsi="Arial"/>
@@ -417,7 +417,7 @@
               </w:rPr>
               <w:t xml:space="preserve">(c) Atoms can gain, lose or share electrons. Explain how valence electrons decide whether a bond is ionic, covalent or metallic, using NaCl</w:t>
             </w:r>
-            <w:del w:id="9002" w:author="Claude (AI) - proposed" w:date="2026-10-15T03:01:07Z">
+            <w:del w:id="9002" w:author="Claude (AI) - proposed" w:date="2026-10-18T00:26:47Z">
               <w:r>
                 <w:rPr>
                   <w:rFonts w:ascii="Arial" w:cs="Arial" w:eastAsia="Arial" w:hAnsi="Arial"/>
@@ -432,7 +432,7 @@
                 <w:delText xml:space="preserve"> and</w:delText>
               </w:r>
             </w:del>
-            <w:ins w:id="9003" w:author="Claude (AI) - proposed" w:date="2026-10-15T03:01:07Z">
+            <w:ins w:id="9003" w:author="Claude (AI) - proposed" w:date="2026-10-18T00:26:47Z">
               <w:r>
                 <w:rPr>
                   <w:rFonts w:ascii="Arial" w:cs="Arial" w:eastAsia="Arial" w:hAnsi="Arial"/>
@@ -460,7 +460,7 @@
               </w:rPr>
               <w:t xml:space="preserve"> a covalent molecule such as CH4 </w:t>
             </w:r>
-            <w:ins w:id="9004" w:author="Claude (AI) - proposed" w:date="2026-10-15T03:01:07Z">
+            <w:ins w:id="9004" w:author="Claude (AI) - proposed" w:date="2026-10-18T00:26:47Z">
               <w:r>
                 <w:rPr>
                   <w:rFonts w:ascii="Arial" w:cs="Arial" w:eastAsia="Arial" w:hAnsi="Arial"/>
@@ -495,10 +495,10 @@
               <w:spacing w:after="40" w:before="0"/>
               <w:jc w:val="left"/>
               <w:rPr>
-                <w:ins w:id="9006" w:author="Claude (AI) - proposed" w:date="2026-10-15T03:01:07Z"/>
-              </w:rPr>
-            </w:pPr>
-            <w:ins w:id="9005" w:author="Claude (AI) - proposed" w:date="2026-10-15T03:01:07Z">
+                <w:ins w:id="9006" w:author="Claude (AI) - proposed" w:date="2026-10-18T00:26:47Z"/>
+              </w:rPr>
+            </w:pPr>
+            <w:ins w:id="9005" w:author="Claude (AI) - proposed" w:date="2026-10-18T00:26:47Z">
               <w:r>
                 <w:rPr>
                   <w:rFonts w:ascii="Arial" w:cs="Arial" w:eastAsia="Arial" w:hAnsi="Arial"/>
@@ -546,7 +546,7 @@
               </w:rPr>
               <w:t xml:space="preserve">(a) Valence electrons are the electrons in the outermost shell. Carbon has 4 valence electrons, drawn as 4 unpaired dots around the symbol C. (b) Atoms are most stable with a full outer shell (an octet, or a duplet for Period 1). Carbon has 4 valence electrons, so it needs 4 more to complete its octet, and it does this by forming 4 bonds. (c) In NaCl, sodium (a metal) transfers its 1 valence electron to chlorine (a non-metal). Both then have complete outer shells. This gives Na+ and Cl- ions held together by strong electrostatic attraction, which is ionic bonding. In CH4, carbon and hydrogen atoms share pairs of electrons, so each carbon shares 4 pairs with 4 hydrogens and all atoms reach a noble gas arrangement. This is covalent bonding. In metals, the valence electrons become delocalised and move freely around positive ions, which is metallic bonding. So the number of valence electrons and whether atoms transfer, share or delocalise them decides the bond type.</w:t>
             </w:r>
-            <w:ins w:id="9007" w:author="Claude (AI) - proposed" w:date="2026-10-15T03:01:07Z">
+            <w:ins w:id="9007" w:author="Claude (AI) - proposed" w:date="2026-10-18T00:26:47Z">
               <w:r>
                 <w:rPr>
                   <w:rFonts w:ascii="Arial" w:cs="Arial" w:eastAsia="Arial" w:hAnsi="Arial"/>
@@ -848,7 +848,7 @@
               </w:rPr>
               <w:t xml:space="preserve">(a) Water</w:t>
             </w:r>
-            <w:ins w:id="9008" w:author="Claude (AI) - proposed" w:date="2026-10-15T03:01:07Z">
+            <w:ins w:id="9008" w:author="Claude (AI) - proposed" w:date="2026-10-18T00:26:47Z">
               <w:r>
                 <w:rPr>
                   <w:rFonts w:ascii="Arial" w:cs="Arial" w:eastAsia="Arial" w:hAnsi="Arial"/>
@@ -876,7 +876,7 @@
               </w:rPr>
               <w:t xml:space="preserve"> boils at 100 °C while H2S </w:t>
             </w:r>
-            <w:ins w:id="9009" w:author="Claude (AI) - proposed" w:date="2026-10-15T03:01:07Z">
+            <w:ins w:id="9009" w:author="Claude (AI) - proposed" w:date="2026-10-18T00:26:47Z">
               <w:r>
                 <w:rPr>
                   <w:rFonts w:ascii="Arial" w:cs="Arial" w:eastAsia="Arial" w:hAnsi="Arial"/>
@@ -904,7 +904,7 @@
               </w:rPr>
               <w:t xml:space="preserve">boils at -60 °C</w:t>
             </w:r>
-            <w:del w:id="9010" w:author="Claude (AI) - proposed" w:date="2026-10-15T03:01:07Z">
+            <w:del w:id="9010" w:author="Claude (AI) - proposed" w:date="2026-10-18T00:26:47Z">
               <w:r>
                 <w:rPr>
                   <w:rFonts w:ascii="Arial" w:cs="Arial" w:eastAsia="Arial" w:hAnsi="Arial"/>
@@ -919,7 +919,7 @@
                 <w:delText xml:space="preserve">, even though H2S is a larger molecule</w:delText>
               </w:r>
             </w:del>
-            <w:ins w:id="9011" w:author="Claude (AI) - proposed" w:date="2026-10-15T03:01:07Z">
+            <w:ins w:id="9011" w:author="Claude (AI) - proposed" w:date="2026-10-18T00:26:47Z">
               <w:r>
                 <w:rPr>
                   <w:rFonts w:ascii="Arial" w:cs="Arial" w:eastAsia="Arial" w:hAnsi="Arial"/>
@@ -1020,7 +1020,7 @@
               </w:rPr>
               <w:t xml:space="preserve">(a) Water has much stronger attractions between its molecules than H2S</w:t>
             </w:r>
-            <w:ins w:id="9012" w:author="Claude (AI) - proposed" w:date="2026-10-15T03:01:07Z">
+            <w:ins w:id="9012" w:author="Claude (AI) - proposed" w:date="2026-10-18T00:26:47Z">
               <w:r>
                 <w:rPr>
                   <w:rFonts w:ascii="Arial" w:cs="Arial" w:eastAsia="Arial" w:hAnsi="Arial"/>
@@ -2551,7 +2551,7 @@
               </w:rPr>
               <w:t xml:space="preserve">(a) Claim: Diamond and graphite differ because their carbon atoms are bonded and arranged differently, not because they contain different atoms. Evidence: Diamond scratched the tile and did not conduct; graphite smeared on the tile and lit the bulb. Reasoning: In diamond each carbon forms 4 covalent bonds in a rigid 3-D tetrahedral network with no free electrons, so it is very hard and an insulator. In graphite each carbon forms 3 covalent bonds in hexagonal layers, one electron per atom is delocalised so it conducts, and the layers are held only by weak Van der Waals forces so they slide and graphite is soft. So the bond type determines the structure, the structure determines the properties, and the properties determine the uses. (b) Diamond is used in jewellers' cutting tools in Nairobi because its network of strong covalent bonds in all directions makes it extremely hard. Graphite is used in pencils because its layers slide and leave marks, and in dry-cell batteries because its delocalised electrons conduct electricity. (c) </w:t>
             </w:r>
-            <w:del w:id="9013" w:author="Claude (AI) - proposed" w:date="2026-10-15T03:01:07Z">
+            <w:del w:id="9013" w:author="Claude (AI) - proposed" w:date="2026-10-18T00:26:47Z">
               <w:r>
                 <w:rPr>
                   <w:rFonts w:ascii="Arial" w:cs="Arial" w:eastAsia="Arial" w:hAnsi="Arial"/>
@@ -2566,7 +2566,7 @@
                 <w:delText xml:space="preserve">A copper wire could conduct because</w:delText>
               </w:r>
             </w:del>
-            <w:ins w:id="9014" w:author="Claude (AI) - proposed" w:date="2026-10-15T03:01:07Z">
+            <w:ins w:id="9014" w:author="Claude (AI) - proposed" w:date="2026-10-18T00:26:47Z">
               <w:r>
                 <w:rPr>
                   <w:rFonts w:ascii="Arial" w:cs="Arial" w:eastAsia="Arial" w:hAnsi="Arial"/>
@@ -2594,7 +2594,7 @@
               </w:rPr>
               <w:t xml:space="preserve"> its sea of delocalised electrons </w:t>
             </w:r>
-            <w:del w:id="9015" w:author="Claude (AI) - proposed" w:date="2026-10-15T03:01:07Z">
+            <w:del w:id="9015" w:author="Claude (AI) - proposed" w:date="2026-10-18T00:26:47Z">
               <w:r>
                 <w:rPr>
                   <w:rFonts w:ascii="Arial" w:cs="Arial" w:eastAsia="Arial" w:hAnsi="Arial"/>
@@ -2609,7 +2609,7 @@
                 <w:delText xml:space="preserve">carries charge, so copper would work</w:delText>
               </w:r>
             </w:del>
-            <w:ins w:id="9016" w:author="Claude (AI) - proposed" w:date="2026-10-15T03:01:07Z">
+            <w:ins w:id="9016" w:author="Claude (AI) - proposed" w:date="2026-10-18T00:26:47Z">
               <w:r>
                 <w:rPr>
                   <w:rFonts w:ascii="Arial" w:cs="Arial" w:eastAsia="Arial" w:hAnsi="Arial"/>
@@ -2637,7 +2637,7 @@
               </w:rPr>
               <w:t xml:space="preserve"> as a conductor, </w:t>
             </w:r>
-            <w:del w:id="9017" w:author="Claude (AI) - proposed" w:date="2026-10-15T03:01:07Z">
+            <w:del w:id="9017" w:author="Claude (AI) - proposed" w:date="2026-10-18T00:26:47Z">
               <w:r>
                 <w:rPr>
                   <w:rFonts w:ascii="Arial" w:cs="Arial" w:eastAsia="Arial" w:hAnsi="Arial"/>
@@ -2652,7 +2652,7 @@
                 <w:delText xml:space="preserve">although a metal is not the same as graphite as an</w:delText>
               </w:r>
             </w:del>
-            <w:ins w:id="9018" w:author="Claude (AI) - proposed" w:date="2026-10-15T03:01:07Z">
+            <w:ins w:id="9018" w:author="Claude (AI) - proposed" w:date="2026-10-18T00:26:47Z">
               <w:r>
                 <w:rPr>
                   <w:rFonts w:ascii="Arial" w:cs="Arial" w:eastAsia="Arial" w:hAnsi="Arial"/>
@@ -2680,7 +2680,7 @@
               </w:rPr>
               <w:t xml:space="preserve"> electrode material.</w:t>
             </w:r>
-            <w:del w:id="9019" w:author="Claude (AI) - proposed" w:date="2026-10-15T03:01:07Z">
+            <w:del w:id="9019" w:author="Claude (AI) - proposed" w:date="2026-10-18T00:26:47Z">
               <w:r>
                 <w:rPr>
                   <w:rFonts w:ascii="Arial" w:cs="Arial" w:eastAsia="Arial" w:hAnsi="Arial"/>
@@ -2695,7 +2695,7 @@
                 <w:delText xml:space="preserve"> An NaCl solution conducts through mobile ions, but a liquid is not suitable as a solid electrode. Both are conductors, but the structure of graphite, a solid that conducts through delocalised electrons, is why it is chosen for the battery.</w:delText>
               </w:r>
             </w:del>
-            <w:ins w:id="9020" w:author="Claude (AI) - proposed" w:date="2026-10-15T03:01:07Z">
+            <w:ins w:id="9020" w:author="Claude (AI) - proposed" w:date="2026-10-18T00:26:47Z">
               <w:r>
                 <w:rPr>
                   <w:rFonts w:ascii="Arial" w:cs="Arial" w:eastAsia="Arial" w:hAnsi="Arial"/>
@@ -2963,7 +2963,7 @@
               <w:spacing w:after="40" w:before="0"/>
               <w:jc w:val="left"/>
             </w:pPr>
-            <w:ins w:id="9021" w:author="Claude (AI) - proposed" w:date="2026-10-15T03:01:07Z">
+            <w:ins w:id="9021" w:author="Claude (AI) - proposed" w:date="2026-10-18T00:26:47Z">
               <w:r>
                 <w:rPr>
                   <w:rFonts w:ascii="Arial" w:cs="Arial" w:eastAsia="Arial" w:hAnsi="Arial"/>
@@ -2991,7 +2991,7 @@
               </w:rPr>
               <w:t xml:space="preserve">Accurately explains how valence electrons and the octet rule lead to ionic, covalent and metallic bonding, with correct examples such as NaCl</w:t>
             </w:r>
-            <w:del w:id="9022" w:author="Claude (AI) - proposed" w:date="2026-10-15T03:01:07Z">
+            <w:del w:id="9022" w:author="Claude (AI) - proposed" w:date="2026-10-18T00:26:47Z">
               <w:r>
                 <w:rPr>
                   <w:rFonts w:ascii="Arial" w:cs="Arial" w:eastAsia="Arial" w:hAnsi="Arial"/>
@@ -3006,7 +3006,7 @@
                 <w:delText xml:space="preserve"> and CH4</w:delText>
               </w:r>
             </w:del>
-            <w:ins w:id="9023" w:author="Claude (AI) - proposed" w:date="2026-10-15T03:01:07Z">
+            <w:ins w:id="9023" w:author="Claude (AI) - proposed" w:date="2026-10-18T00:26:47Z">
               <w:r>
                 <w:rPr>
                   <w:rFonts w:ascii="Arial" w:cs="Arial" w:eastAsia="Arial" w:hAnsi="Arial"/>
@@ -3054,7 +3054,7 @@
               <w:spacing w:after="40" w:before="0"/>
               <w:jc w:val="left"/>
             </w:pPr>
-            <w:ins w:id="9024" w:author="Claude (AI) - proposed" w:date="2026-10-15T03:01:07Z">
+            <w:ins w:id="9024" w:author="Claude (AI) - proposed" w:date="2026-10-18T00:26:47Z">
               <w:r>
                 <w:rPr>
                   <w:rFonts w:ascii="Arial" w:cs="Arial" w:eastAsia="Arial" w:hAnsi="Arial"/>
@@ -3102,7 +3102,7 @@
               <w:spacing w:after="40" w:before="0"/>
               <w:jc w:val="left"/>
             </w:pPr>
-            <w:ins w:id="9025" w:author="Claude (AI) - proposed" w:date="2026-10-15T03:01:07Z">
+            <w:ins w:id="9025" w:author="Claude (AI) - proposed" w:date="2026-10-18T00:26:47Z">
               <w:r>
                 <w:rPr>
                   <w:rFonts w:ascii="Arial" w:cs="Arial" w:eastAsia="Arial" w:hAnsi="Arial"/>
@@ -3185,7 +3185,7 @@
               <w:spacing w:after="40" w:before="0"/>
               <w:jc w:val="left"/>
             </w:pPr>
-            <w:ins w:id="9026" w:author="Claude (AI) - proposed" w:date="2026-10-15T03:01:07Z">
+            <w:ins w:id="9026" w:author="Claude (AI) - proposed" w:date="2026-10-18T00:26:47Z">
               <w:r>
                 <w:rPr>
                   <w:rFonts w:ascii="Arial" w:cs="Arial" w:eastAsia="Arial" w:hAnsi="Arial"/>
@@ -3233,7 +3233,7 @@
               <w:spacing w:after="40" w:before="0"/>
               <w:jc w:val="left"/>
             </w:pPr>
-            <w:ins w:id="9027" w:author="Claude (AI) - proposed" w:date="2026-10-15T03:01:07Z">
+            <w:ins w:id="9027" w:author="Claude (AI) - proposed" w:date="2026-10-18T00:26:47Z">
               <w:r>
                 <w:rPr>
                   <w:rFonts w:ascii="Arial" w:cs="Arial" w:eastAsia="Arial" w:hAnsi="Arial"/>
@@ -3281,7 +3281,7 @@
               <w:spacing w:after="40" w:before="0"/>
               <w:jc w:val="left"/>
             </w:pPr>
-            <w:ins w:id="9028" w:author="Claude (AI) - proposed" w:date="2026-10-15T03:01:07Z">
+            <w:ins w:id="9028" w:author="Claude (AI) - proposed" w:date="2026-10-18T00:26:47Z">
               <w:r>
                 <w:rPr>
                   <w:rFonts w:ascii="Arial" w:cs="Arial" w:eastAsia="Arial" w:hAnsi="Arial"/>
@@ -3364,7 +3364,7 @@
               <w:spacing w:after="40" w:before="0"/>
               <w:jc w:val="left"/>
             </w:pPr>
-            <w:ins w:id="9029" w:author="Claude (AI) - proposed" w:date="2026-10-15T03:01:07Z">
+            <w:ins w:id="9029" w:author="Claude (AI) - proposed" w:date="2026-10-18T00:26:47Z">
               <w:r>
                 <w:rPr>
                   <w:rFonts w:ascii="Arial" w:cs="Arial" w:eastAsia="Arial" w:hAnsi="Arial"/>
@@ -3412,7 +3412,7 @@
               <w:spacing w:after="40" w:before="0"/>
               <w:jc w:val="left"/>
             </w:pPr>
-            <w:ins w:id="9030" w:author="Claude (AI) - proposed" w:date="2026-10-15T03:01:07Z">
+            <w:ins w:id="9030" w:author="Claude (AI) - proposed" w:date="2026-10-18T00:26:47Z">
               <w:r>
                 <w:rPr>
                   <w:rFonts w:ascii="Arial" w:cs="Arial" w:eastAsia="Arial" w:hAnsi="Arial"/>
@@ -3460,7 +3460,7 @@
               <w:spacing w:after="40" w:before="0"/>
               <w:jc w:val="left"/>
             </w:pPr>
-            <w:ins w:id="9031" w:author="Claude (AI) - proposed" w:date="2026-10-15T03:01:07Z">
+            <w:ins w:id="9031" w:author="Claude (AI) - proposed" w:date="2026-10-18T00:26:47Z">
               <w:r>
                 <w:rPr>
                   <w:rFonts w:ascii="Arial" w:cs="Arial" w:eastAsia="Arial" w:hAnsi="Arial"/>
@@ -3543,7 +3543,7 @@
               <w:spacing w:after="40" w:before="0"/>
               <w:jc w:val="left"/>
             </w:pPr>
-            <w:ins w:id="9032" w:author="Claude (AI) - proposed" w:date="2026-10-15T03:01:07Z">
+            <w:ins w:id="9032" w:author="Claude (AI) - proposed" w:date="2026-10-18T00:26:47Z">
               <w:r>
                 <w:rPr>
                   <w:rFonts w:ascii="Arial" w:cs="Arial" w:eastAsia="Arial" w:hAnsi="Arial"/>
@@ -3591,7 +3591,7 @@
               <w:spacing w:after="40" w:before="0"/>
               <w:jc w:val="left"/>
             </w:pPr>
-            <w:ins w:id="9033" w:author="Claude (AI) - proposed" w:date="2026-10-15T03:01:07Z">
+            <w:ins w:id="9033" w:author="Claude (AI) - proposed" w:date="2026-10-18T00:26:47Z">
               <w:r>
                 <w:rPr>
                   <w:rFonts w:ascii="Arial" w:cs="Arial" w:eastAsia="Arial" w:hAnsi="Arial"/>
@@ -3639,7 +3639,7 @@
               <w:spacing w:after="40" w:before="0"/>
               <w:jc w:val="left"/>
             </w:pPr>
-            <w:ins w:id="9034" w:author="Claude (AI) - proposed" w:date="2026-10-15T03:01:07Z">
+            <w:ins w:id="9034" w:author="Claude (AI) - proposed" w:date="2026-10-18T00:26:47Z">
               <w:r>
                 <w:rPr>
                   <w:rFonts w:ascii="Arial" w:cs="Arial" w:eastAsia="Arial" w:hAnsi="Arial"/>
@@ -3722,7 +3722,7 @@
               <w:spacing w:after="40" w:before="0"/>
               <w:jc w:val="left"/>
             </w:pPr>
-            <w:ins w:id="9035" w:author="Claude (AI) - proposed" w:date="2026-10-15T03:01:07Z">
+            <w:ins w:id="9035" w:author="Claude (AI) - proposed" w:date="2026-10-18T00:26:47Z">
               <w:r>
                 <w:rPr>
                   <w:rFonts w:ascii="Arial" w:cs="Arial" w:eastAsia="Arial" w:hAnsi="Arial"/>
@@ -3770,7 +3770,7 @@
               <w:spacing w:after="40" w:before="0"/>
               <w:jc w:val="left"/>
             </w:pPr>
-            <w:ins w:id="9036" w:author="Claude (AI) - proposed" w:date="2026-10-15T03:01:07Z">
+            <w:ins w:id="9036" w:author="Claude (AI) - proposed" w:date="2026-10-18T00:26:47Z">
               <w:r>
                 <w:rPr>
                   <w:rFonts w:ascii="Arial" w:cs="Arial" w:eastAsia="Arial" w:hAnsi="Arial"/>
@@ -3818,7 +3818,7 @@
               <w:spacing w:after="40" w:before="0"/>
               <w:jc w:val="left"/>
             </w:pPr>
-            <w:ins w:id="9037" w:author="Claude (AI) - proposed" w:date="2026-10-15T03:01:07Z">
+            <w:ins w:id="9037" w:author="Claude (AI) - proposed" w:date="2026-10-18T00:26:47Z">
               <w:r>
                 <w:rPr>
                   <w:rFonts w:ascii="Arial" w:cs="Arial" w:eastAsia="Arial" w:hAnsi="Arial"/>
@@ -3968,7 +3968,7 @@
         </w:rPr>
         <w:t xml:space="preserve">© 2026 SeaVuria and ARES. This work is licensed under a </w:t>
       </w:r>
-      <w:hyperlink w:history="1" r:id="rIdyspm8wtf6pax5eky-n1eg">
+      <w:hyperlink w:history="1" r:id="rIdvi6iyui4fdndvz8ekvt38">
         <w:r>
           <w:rPr>
             <w:rFonts w:ascii="Arial" w:cs="Arial" w:eastAsia="Arial" w:hAnsi="Arial"/>
@@ -3988,7 +3988,7 @@
         </w:rPr>
         <w:t xml:space="preserve"> (</w:t>
       </w:r>
-      <w:hyperlink w:history="1" r:id="rIdkyhpj9chxgxcwn0n2n5il">
+      <w:hyperlink w:history="1" r:id="rIdnjr5hv2f0auy0qgsdntsu">
         <w:r>
           <w:rPr>
             <w:rFonts w:ascii="Arial" w:cs="Arial" w:eastAsia="Arial" w:hAnsi="Arial"/>
@@ -4008,7 +4008,7 @@
         </w:rPr>
         <w:t xml:space="preserve">). To view a copy of this license, visit </w:t>
       </w:r>
-      <w:hyperlink w:history="1" r:id="rIdiqu8o0tswyg1s9ro9srym">
+      <w:hyperlink w:history="1" r:id="rIdzrx3p6vcotrc7vj3csdiy">
         <w:r>
           <w:rPr>
             <w:rFonts w:ascii="Arial" w:cs="Arial" w:eastAsia="Arial" w:hAnsi="Arial"/>
